--- a/session-ma/1 Основы функционального программирования (Гордеев Андрей Борисович)/Инструкции/1 способ.docx
+++ b/session-ma/1 Основы функционального программирования (Гордеев Андрей Борисович)/Инструкции/1 способ.docx
@@ -14701,6 +14701,93 @@
         </w:rPr>
         <w:t>}</w:t>
       </w:r>
+    </w:p>
+    <w:p>
+      <w:pPr>
+        <w:tabs>
+          <w:tab w:val="left" w:pos="916"/>
+          <w:tab w:val="left" w:pos="1832"/>
+          <w:tab w:val="left" w:pos="2748"/>
+          <w:tab w:val="left" w:pos="3664"/>
+          <w:tab w:val="left" w:pos="4580"/>
+          <w:tab w:val="left" w:pos="5496"/>
+          <w:tab w:val="left" w:pos="6412"/>
+          <w:tab w:val="left" w:pos="7328"/>
+          <w:tab w:val="left" w:pos="8244"/>
+          <w:tab w:val="left" w:pos="9160"/>
+          <w:tab w:val="left" w:pos="10076"/>
+          <w:tab w:val="left" w:pos="10992"/>
+          <w:tab w:val="left" w:pos="11908"/>
+          <w:tab w:val="left" w:pos="12824"/>
+          <w:tab w:val="left" w:pos="13740"/>
+          <w:tab w:val="left" w:pos="14656"/>
+        </w:tabs>
+        <w:wordWrap w:val="0"/>
+        <w:spacing w:after="0" w:line="330" w:lineRule="atLeast"/>
+        <w:rPr>
+          <w:rFonts w:ascii="Monaco" w:eastAsia="Times New Roman" w:hAnsi="Monaco" w:cs="Courier New"/>
+          <w:color w:val="0F1115"/>
+          <w:sz w:val="20"/>
+          <w:szCs w:val="20"/>
+          <w:lang w:eastAsia="ru-RU"/>
+        </w:rPr>
+      </w:pPr>
+      <w:proofErr w:type="spellStart"/>
+      <w:r>
+        <w:rPr>
+          <w:rFonts w:ascii="Monaco" w:eastAsia="Times New Roman" w:hAnsi="Monaco" w:cs="Courier New"/>
+          <w:color w:val="0F1115"/>
+          <w:sz w:val="20"/>
+          <w:szCs w:val="20"/>
+          <w:lang w:eastAsia="ru-RU"/>
+        </w:rPr>
+        <w:t>ghcup</w:t>
+      </w:r>
+      <w:proofErr w:type="spellEnd"/>
+      <w:r>
+        <w:rPr>
+          <w:rFonts w:ascii="Monaco" w:eastAsia="Times New Roman" w:hAnsi="Monaco" w:cs="Courier New"/>
+          <w:color w:val="0F1115"/>
+          <w:sz w:val="20"/>
+          <w:szCs w:val="20"/>
+          <w:lang w:eastAsia="ru-RU"/>
+        </w:rPr>
+        <w:t xml:space="preserve"> </w:t>
+      </w:r>
+      <w:proofErr w:type="spellStart"/>
+      <w:r>
+        <w:rPr>
+          <w:rFonts w:ascii="Monaco" w:eastAsia="Times New Roman" w:hAnsi="Monaco" w:cs="Courier New"/>
+          <w:color w:val="4078F2"/>
+          <w:sz w:val="20"/>
+          <w:szCs w:val="20"/>
+          <w:lang w:eastAsia="ru-RU"/>
+        </w:rPr>
+        <w:t>install</w:t>
+      </w:r>
+      <w:proofErr w:type="spellEnd"/>
+      <w:r>
+        <w:rPr>
+          <w:rFonts w:ascii="Monaco" w:eastAsia="Times New Roman" w:hAnsi="Monaco" w:cs="Courier New"/>
+          <w:color w:val="0F1115"/>
+          <w:sz w:val="20"/>
+          <w:szCs w:val="20"/>
+          <w:lang w:eastAsia="ru-RU"/>
+        </w:rPr>
+        <w:t xml:space="preserve"> </w:t>
+      </w:r>
+      <w:proofErr w:type="spellStart"/>
+      <w:r>
+        <w:rPr>
+          <w:rFonts w:ascii="Monaco" w:eastAsia="Times New Roman" w:hAnsi="Monaco" w:cs="Courier New"/>
+          <w:color w:val="0F1115"/>
+          <w:sz w:val="20"/>
+          <w:szCs w:val="20"/>
+          <w:lang w:eastAsia="ru-RU"/>
+        </w:rPr>
+        <w:t>hls</w:t>
+      </w:r>
+      <w:proofErr w:type="spellEnd"/>
     </w:p>
     <w:p>
       <w:bookmarkStart w:id="0" w:name="_GoBack"/>
